--- a/Modello Relazionale.docx
+++ b/Modello Relazionale.docx
@@ -352,7 +352,14 @@
           <w:bCs/>
           <w:u w:val="single"/>
         </w:rPr>
-        <w:t>ID_Materiali</w:t>
+        <w:t>ID_Material</w:t>
+      </w:r>
+      <w:r>
+        <w:rPr>
+          <w:bCs/>
+          <w:u w:val="single"/>
+        </w:rPr>
+        <w:t>e</w:t>
       </w:r>
       <w:r>
         <w:rPr>
@@ -845,7 +852,14 @@
           <w:bCs/>
           <w:u w:val="single"/>
         </w:rPr>
-        <w:t>ID_Materiali</w:t>
+        <w:t>ID_Material</w:t>
+      </w:r>
+      <w:r>
+        <w:rPr>
+          <w:bCs/>
+          <w:u w:val="single"/>
+        </w:rPr>
+        <w:t>e</w:t>
       </w:r>
       <w:r>
         <w:rPr>
@@ -922,7 +936,25 @@
         <w:rPr>
           <w:b/>
         </w:rPr>
-        <w:t>MSSIONI_COMPLETATE</w:t>
+        <w:t>M</w:t>
+      </w:r>
+      <w:r>
+        <w:rPr>
+          <w:b/>
+        </w:rPr>
+        <w:t>I</w:t>
+      </w:r>
+      <w:r>
+        <w:rPr>
+          <w:b/>
+        </w:rPr>
+        <w:t>SSIONI_</w:t>
+      </w:r>
+      <w:r>
+        <w:rPr>
+          <w:b/>
+        </w:rPr>
+        <w:t>CONCLUSE</w:t>
       </w:r>
       <w:r>
         <w:rPr>

--- a/Modello Relazionale.docx
+++ b/Modello Relazionale.docx
@@ -415,6 +415,18 @@
         <w:rPr>
           <w:bCs/>
         </w:rPr>
+        <w:t xml:space="preserve">, </w:t>
+      </w:r>
+      <w:r>
+        <w:rPr>
+          <w:bCs/>
+        </w:rPr>
+        <w:t>TimestampRichiesta</w:t>
+      </w:r>
+      <w:r>
+        <w:rPr>
+          <w:bCs/>
+        </w:rPr>
         <w:t>, ID_Segnalatore, ID_Amministratore</w:t>
       </w:r>
       <w:r>
@@ -466,13 +478,61 @@
         <w:rPr>
           <w:bCs/>
         </w:rPr>
-        <w:t>TimeStampInizio</w:t>
-      </w:r>
-      <w:r>
-        <w:rPr>
-          <w:bCs/>
-        </w:rPr>
-        <w:t>, ID_Richiesta, ID_Squadra</w:t>
+        <w:t>Time</w:t>
+      </w:r>
+      <w:r>
+        <w:rPr>
+          <w:bCs/>
+        </w:rPr>
+        <w:t>s</w:t>
+      </w:r>
+      <w:r>
+        <w:rPr>
+          <w:bCs/>
+        </w:rPr>
+        <w:t>tampInizio</w:t>
+      </w:r>
+      <w:r>
+        <w:rPr>
+          <w:bCs/>
+        </w:rPr>
+        <w:t>,</w:t>
+      </w:r>
+      <w:r>
+        <w:rPr>
+          <w:bCs/>
+        </w:rPr>
+        <w:t xml:space="preserve"> </w:t>
+      </w:r>
+      <w:r>
+        <w:rPr>
+          <w:bCs/>
+        </w:rPr>
+        <w:t>TimestampFine</w:t>
+      </w:r>
+      <w:r>
+        <w:rPr>
+          <w:bCs/>
+        </w:rPr>
+        <w:t xml:space="preserve"> , </w:t>
+      </w:r>
+      <w:r>
+        <w:rPr>
+          <w:bCs/>
+        </w:rPr>
+        <w:t>Commenti, Successo</w:t>
+      </w:r>
+      <w:r>
+        <w:rPr>
+          <w:bCs/>
+        </w:rPr>
+        <w:t xml:space="preserve">, </w:t>
+      </w:r>
+      <w:r>
+        <w:rPr>
+          <w:bCs/>
+        </w:rPr>
+        <w:t>ID_Richiesta, ID_Squadra</w:t>
       </w:r>
       <w:r>
         <w:rPr>
@@ -924,69 +984,6 @@
           <w:bCs/>
         </w:rPr>
         <w:t>)</w:t>
-      </w:r>
-    </w:p>
-    <w:p>
-      <w:pPr>
-        <w:rPr>
-          <w:bCs/>
-        </w:rPr>
-      </w:pPr>
-      <w:r>
-        <w:rPr>
-          <w:b/>
-        </w:rPr>
-        <w:t>M</w:t>
-      </w:r>
-      <w:r>
-        <w:rPr>
-          <w:b/>
-        </w:rPr>
-        <w:t>I</w:t>
-      </w:r>
-      <w:r>
-        <w:rPr>
-          <w:b/>
-        </w:rPr>
-        <w:t>SSIONI_</w:t>
-      </w:r>
-      <w:r>
-        <w:rPr>
-          <w:b/>
-        </w:rPr>
-        <w:t>CONCLUSE</w:t>
-      </w:r>
-      <w:r>
-        <w:rPr>
-          <w:bCs/>
-        </w:rPr>
-        <w:t xml:space="preserve"> (</w:t>
-      </w:r>
-      <w:r>
-        <w:rPr>
-          <w:bCs/>
-          <w:u w:val="single"/>
-        </w:rPr>
-        <w:t>ID_Missione</w:t>
-      </w:r>
-      <w:r>
-        <w:rPr>
-          <w:bCs/>
-        </w:rPr>
-        <w:t xml:space="preserve">, </w:t>
-      </w:r>
-      <w:r>
-        <w:rPr>
-          <w:bCs/>
-          <w:u w:val="single"/>
-        </w:rPr>
-        <w:t>ID_Squadra</w:t>
-      </w:r>
-      <w:r>
-        <w:rPr>
-          <w:bCs/>
-        </w:rPr>
-        <w:t>, Commenti, Successo, TimestampFine)</w:t>
       </w:r>
     </w:p>
     <w:p>
